--- a/word_reports/LP_0189_위치_722_John Lennon_Imagine.docx
+++ b/word_reports/LP_0189_위치_722_John Lennon_Imagine.docx
@@ -4,7 +4,7 @@
   <w:body>
     <w:p>
       <w:pPr>
-        <w:spacing w:after="280"/>
+        <w:spacing w:after="80"/>
       </w:pPr>
       <w:r>
         <w:rPr w:rFonts="맑은 고딕">
@@ -13,94 +13,47 @@
           <w:color w:val="1E3A8A"/>
           <w:sz w:val="30"/>
         </w:rPr>
-        <w:t>[722] John Lennon - Imagine</w:t>
+        <w:t>John Lennon (존 레논) - Imagine</w:t>
       </w:r>
     </w:p>
     <w:p>
       <w:pPr>
-        <w:spacing w:after="320"/>
+        <w:spacing w:after="240"/>
       </w:pPr>
       <w:r>
         <w:rPr w:rFonts="맑은 고딕">
           <w:rFonts w:ascii="맑은 고딕" w:hAnsi="맑은 고딕" w:eastAsia="맑은 고딕"/>
           <w:b/>
-          <w:sz w:val="20"/>
+          <w:color w:val="4B5563"/>
+          <w:sz w:val="22"/>
         </w:rPr>
-        <w:t>■ 위치 : 722</w:t>
-        <w:br/>
-      </w:r>
-      <w:r>
-        <w:rPr w:rFonts="맑은 고딕">
-          <w:rFonts w:ascii="맑은 고딕" w:hAnsi="맑은 고딕" w:eastAsia="맑은 고딕"/>
-          <w:b/>
-          <w:sz w:val="20"/>
-        </w:rPr>
-        <w:t>■ 아티스트 : John Lennon</w:t>
-        <w:br/>
-      </w:r>
-      <w:r>
-        <w:rPr w:rFonts="맑은 고딕">
-          <w:rFonts w:ascii="맑은 고딕" w:hAnsi="맑은 고딕" w:eastAsia="맑은 고딕"/>
-          <w:b/>
-          <w:sz w:val="20"/>
-        </w:rPr>
-        <w:t>■ 앨범명 : Imagine</w:t>
-        <w:br/>
-      </w:r>
-      <w:r>
-        <w:rPr w:rFonts="맑은 고딕">
-          <w:rFonts w:ascii="맑은 고딕" w:hAnsi="맑은 고딕" w:eastAsia="맑은 고딕"/>
-          <w:b w:val="0"/>
-          <w:sz w:val="20"/>
-        </w:rPr>
-        <w:t>■ 음반 레이블 : 애플 레코드 (Apple Records)</w:t>
-        <w:br/>
-      </w:r>
-      <w:r>
-        <w:rPr w:rFonts="맑은 고딕">
-          <w:rFonts w:ascii="맑은 고딕" w:hAnsi="맑은 고딕" w:eastAsia="맑은 고딕"/>
-          <w:b w:val="0"/>
-          <w:sz w:val="20"/>
-        </w:rPr>
-        <w:t>■ 발매년도 : 1971</w:t>
-        <w:br/>
-      </w:r>
-      <w:r>
-        <w:rPr w:rFonts="맑은 고딕">
-          <w:rFonts w:ascii="맑은 고딕" w:hAnsi="맑은 고딕" w:eastAsia="맑은 고딕"/>
-          <w:b w:val="0"/>
-          <w:sz w:val="20"/>
-        </w:rPr>
-        <w:t>■ 장르 : 팝 록 (Pop Rock), 소프트 록 (Soft Rock), 싱어송라이터 (Singer-Songwriter)</w:t>
-        <w:br/>
-      </w:r>
-      <w:r>
-        <w:rPr w:rFonts="맑은 고딕">
-          <w:rFonts w:ascii="맑은 고딕" w:hAnsi="맑은 고딕" w:eastAsia="맑은 고딕"/>
-          <w:b w:val="0"/>
-          <w:sz w:val="20"/>
-        </w:rPr>
-        <w:t>■ 주요 수록곡 : - Imagine</w:t>
-        <w:br/>
+        <w:t>위치 :  722</w:t>
       </w:r>
     </w:p>
     <w:p>
       <w:pPr>
-        <w:spacing w:after="160"/>
+        <w:spacing w:line="324" w:lineRule="auto" w:before="80" w:after="160"/>
       </w:pPr>
       <w:r>
         <w:rPr w:rFonts="맑은 고딕">
           <w:rFonts w:ascii="맑은 고딕" w:hAnsi="맑은 고딕" w:eastAsia="맑은 고딕"/>
           <w:b/>
           <w:color w:val="1F2937"/>
-          <w:sz w:val="24"/>
+          <w:sz w:val="22"/>
         </w:rPr>
-        <w:t>■ 음반 해설 및 감상 가이드</w:t>
+        <w:t xml:space="preserve">[음반 소개] </w:t>
+      </w:r>
+      <w:r>
+        <w:rPr w:rFonts="맑은 고딕">
+          <w:rFonts w:ascii="맑은 고딕" w:hAnsi="맑은 고딕" w:eastAsia="맑은 고딕"/>
+          <w:b w:val="0"/>
+          <w:sz w:val="21"/>
+        </w:rPr>
       </w:r>
     </w:p>
     <w:p>
       <w:pPr>
-        <w:spacing w:line="312" w:lineRule="auto" w:after="120"/>
+        <w:spacing w:line="324" w:lineRule="auto" w:after="120"/>
       </w:pPr>
       <w:r>
         <w:rPr w:rFonts="맑은 고딕">
@@ -108,51 +61,516 @@
           <w:b w:val="0"/>
           <w:sz w:val="21"/>
         </w:rPr>
-        <w:t>1971년 9월 발매된 존 레논(John Lennon)의 두 번째 솔로 정규 음반 《Imagine》은 비틀즈 해체 이후 그가 선보인 음악적 커리어의 최정점을 상징하는 명반입니다. 전작인 《John Lennon/Plastic Ono Band》(1970)가 원초적이고 처절한 자아성찰의 고백이었다면, 본 작은 훨씬 부드럽고 세련된 멜로디와 어쿠스틱 사운드를 결합하여 대중성과 예술성을 완벽하게 실현했습니다. 거장 프로듀서 필 스펙터(Phil Spector)와 요코 오노(Yoko Ono)가 함께 프로듀싱한 이 앨범은 존 레논이라는 거장의 내면세계와 시대정신을 가장 아름답게 투영한 대중음악사의 불멸의 유산입니다.</w:t>
+        <w:t>비틀즈라는 거대한 전설의 그늘을 벗어나 온전히 한 인간으로서 세상과 마주한 존 레논의 영혼이 빚어낸 순백의 서사시입니다. 분열과 반목으로 얼룩졌던 1970년대 초반, 그는 간결한 피아노 선율과 호소력 짙은 음성으로 국경과 이념을 초월한 유토피아적 평화를 노래했습니다. 비극과 상처로 점철된 인류사 속에서도 영원히 꺼지지 않을 박애의 등불이자, 시대를 뛰어넘어 음악이 지닌 숭고한 치유의 힘을 증명하는 불멸의 걸작입니다.</w:t>
       </w:r>
     </w:p>
     <w:p>
       <w:pPr>
-        <w:spacing w:line="312" w:lineRule="auto" w:after="120"/>
+        <w:spacing w:line="324" w:lineRule="auto" w:before="200" w:after="80"/>
       </w:pPr>
+      <w:r>
+        <w:rPr w:rFonts="맑은 고딕">
+          <w:rFonts w:ascii="맑은 고딕" w:hAnsi="맑은 고딕" w:eastAsia="맑은 고딕"/>
+          <w:b/>
+          <w:color w:val="1E3A8A"/>
+          <w:sz w:val="24"/>
+        </w:rPr>
+        <w:t>1. 음반 데이터</w:t>
+      </w:r>
+    </w:p>
+    <w:p>
+      <w:pPr>
+        <w:spacing w:line="324" w:lineRule="auto" w:after="80"/>
+      </w:pPr>
+      <w:r>
+        <w:rPr w:rFonts="맑은 고딕">
+          <w:rFonts w:ascii="맑은 고딕" w:hAnsi="맑은 고딕" w:eastAsia="맑은 고딕"/>
+          <w:b w:val="0"/>
+          <w:color w:val="6B7280"/>
+          <w:sz w:val="21"/>
+        </w:rPr>
+        <w:t xml:space="preserve">· </w:t>
+      </w:r>
+      <w:r>
+        <w:rPr w:rFonts="맑은 고딕">
+          <w:rFonts w:ascii="맑은 고딕" w:hAnsi="맑은 고딕" w:eastAsia="맑은 고딕"/>
+          <w:b/>
+          <w:color w:val="1F2937"/>
+          <w:sz w:val="21"/>
+        </w:rPr>
+        <w:t xml:space="preserve">앨범명: </w:t>
+      </w:r>
       <w:r>
         <w:rPr w:rFonts="맑은 고딕">
           <w:rFonts w:ascii="맑은 고딕" w:hAnsi="맑은 고딕" w:eastAsia="맑은 고딕"/>
           <w:b w:val="0"/>
           <w:sz w:val="21"/>
         </w:rPr>
-        <w:t>타이틀곡이자 대중음악 역사상 가장 위대한 송가로 꼽히는 "Imagine"은 절제된 피아노 선율 위에 평화와 인류애라는 거대한 이상을 담아냅니다. 담담하면서도 진정성 어린 존 레논의 보컬은 듣는 이의 내면을 깊이 울리는 힘을 지니고 있습니다. 이어지는 "Jealous Guy"와 "Oh My Love"에서는 자신의 불안과 연약함, 그리고 사랑을 솔직하게 고백하며, 니키 홉킨스(Nicky Hopkins)의 유려한 피아노 연주와 조지 해리슨(George Harrison)의 섬세한 슬라이드 기타가 어우러져 서정성의 극치를 보여줍니다.</w:t>
+        <w:t>Imagine</w:t>
       </w:r>
     </w:p>
     <w:p>
       <w:pPr>
-        <w:spacing w:line="312" w:lineRule="auto" w:after="120"/>
+        <w:spacing w:line="324" w:lineRule="auto" w:after="80"/>
       </w:pPr>
+      <w:r>
+        <w:rPr w:rFonts="맑은 고딕">
+          <w:rFonts w:ascii="맑은 고딕" w:hAnsi="맑은 고딕" w:eastAsia="맑은 고딕"/>
+          <w:b w:val="0"/>
+          <w:color w:val="6B7280"/>
+          <w:sz w:val="21"/>
+        </w:rPr>
+        <w:t xml:space="preserve">· </w:t>
+      </w:r>
+      <w:r>
+        <w:rPr w:rFonts="맑은 고딕">
+          <w:rFonts w:ascii="맑은 고딕" w:hAnsi="맑은 고딕" w:eastAsia="맑은 고딕"/>
+          <w:b/>
+          <w:color w:val="1F2937"/>
+          <w:sz w:val="21"/>
+        </w:rPr>
+        <w:t xml:space="preserve">아티스트: </w:t>
+      </w:r>
       <w:r>
         <w:rPr w:rFonts="맑은 고딕">
           <w:rFonts w:ascii="맑은 고딕" w:hAnsi="맑은 고딕" w:eastAsia="맑은 고딕"/>
           <w:b w:val="0"/>
           <w:sz w:val="21"/>
         </w:rPr>
-        <w:t>음악적 스펙트럼 측면에서도 이 앨범은 아름다운 서정성에만 머물지 않습니다. 정치적 위선을 날카롭게 비판하는 "Gimme Some Truth"나, 옛 동료 폴 매카트니를 향한 직설적인 거부감을 담은 "How Do You Sleep?"에서는 존 레논 특유의 날카로운 에너지와 모던한 록 사운드가 폭발합니다. 클라우스 부어만(Klaus Voormann)의 안정적인 베이스 라인과 알란 화이트(Alan White)의 감각적인 드럼은 앨범 전체의 탄탄한 리듬감을 뒷받침하며 다채로운 감정의 결을 완성합니다.</w:t>
+        <w:t>John Lennon (존 레논)</w:t>
       </w:r>
     </w:p>
     <w:p>
       <w:pPr>
-        <w:spacing w:line="312" w:lineRule="auto" w:after="120"/>
+        <w:spacing w:line="324" w:lineRule="auto" w:after="80"/>
       </w:pPr>
+      <w:r>
+        <w:rPr w:rFonts="맑은 고딕">
+          <w:rFonts w:ascii="맑은 고딕" w:hAnsi="맑은 고딕" w:eastAsia="맑은 고딕"/>
+          <w:b w:val="0"/>
+          <w:color w:val="6B7280"/>
+          <w:sz w:val="21"/>
+        </w:rPr>
+        <w:t xml:space="preserve">· </w:t>
+      </w:r>
+      <w:r>
+        <w:rPr w:rFonts="맑은 고딕">
+          <w:rFonts w:ascii="맑은 고딕" w:hAnsi="맑은 고딕" w:eastAsia="맑은 고딕"/>
+          <w:b/>
+          <w:color w:val="1F2937"/>
+          <w:sz w:val="21"/>
+        </w:rPr>
+        <w:t xml:space="preserve">발매 정보: </w:t>
+      </w:r>
       <w:r>
         <w:rPr w:rFonts="맑은 고딕">
           <w:rFonts w:ascii="맑은 고딕" w:hAnsi="맑은 고딕" w:eastAsia="맑은 고딕"/>
           <w:b w:val="0"/>
           <w:sz w:val="21"/>
         </w:rPr>
-        <w:t>《Imagine》은 시대와 세대를 초월하여 인간의 이상과 고뇌, 그리고 사랑을 나지막이 읊조리는 음악적 성찰입니다. 특히 LP 판본으로 감상할 때 느껴지는 필 스펙터 특유의 따뜻하고 풍부한 사운드 스케이프는 존 레논의 목소리에 한층 더 깊은 온기와 울림을 더해줍니다. 오늘날까지도 세상에 평화의 메시지를 던지는 이 음반은 LP 컬렉터라면 반드시 소장해야 할 대중음악의 영원한 클래식입니다.</w:t>
+        <w:t>1971년 9월 애플 레코드(Apple Records)를 통해 발매된 존 레논의 통산 두 번째 솔로 정규 앨범입니다. 전작의 원초적이고 처절한 고백을 넘어, 프로듀서 필 스펙터(Phil Spector)와 함께 유려한 오케스트레이션과 대중적 멜로디 감각을 결합하여 그의 솔로 커리어 정점을 확립한 기념비적 역작입니다.</w:t>
+      </w:r>
+    </w:p>
+    <w:p>
+      <w:pPr>
+        <w:spacing w:line="324" w:lineRule="auto" w:after="80"/>
+      </w:pPr>
+      <w:r>
+        <w:rPr w:rFonts="맑은 고딕">
+          <w:rFonts w:ascii="맑은 고딕" w:hAnsi="맑은 고딕" w:eastAsia="맑은 고딕"/>
+          <w:b w:val="0"/>
+          <w:color w:val="6B7280"/>
+          <w:sz w:val="21"/>
+        </w:rPr>
+        <w:t xml:space="preserve">· </w:t>
+      </w:r>
+      <w:r>
+        <w:rPr w:rFonts="맑은 고딕">
+          <w:rFonts w:ascii="맑은 고딕" w:hAnsi="맑은 고딕" w:eastAsia="맑은 고딕"/>
+          <w:b/>
+          <w:color w:val="1F2937"/>
+          <w:sz w:val="21"/>
+        </w:rPr>
+        <w:t xml:space="preserve">LP 인기도(판매량): </w:t>
+      </w:r>
+      <w:r>
+        <w:rPr w:rFonts="맑은 고딕">
+          <w:rFonts w:ascii="맑은 고딕" w:hAnsi="맑은 고딕" w:eastAsia="맑은 고딕"/>
+          <w:b w:val="0"/>
+          <w:sz w:val="21"/>
+        </w:rPr>
+        <w:t>발매와 동시에 미국 빌보드 200 차트와 영국 오피셜 앨범 차트 정상을 석권하였으며, 전 세계적으로 수백만 장 이상의 경이적인 판매고를 기록하며 상업성과 음악성을 완벽하게 증명하였습니다.</w:t>
+      </w:r>
+    </w:p>
+    <w:p>
+      <w:pPr>
+        <w:spacing w:line="324" w:lineRule="auto" w:after="80"/>
+      </w:pPr>
+      <w:r>
+        <w:rPr w:rFonts="맑은 고딕">
+          <w:rFonts w:ascii="맑은 고딕" w:hAnsi="맑은 고딕" w:eastAsia="맑은 고딕"/>
+          <w:b w:val="0"/>
+          <w:color w:val="6B7280"/>
+          <w:sz w:val="21"/>
+        </w:rPr>
+        <w:t xml:space="preserve">· </w:t>
+      </w:r>
+      <w:r>
+        <w:rPr w:rFonts="맑은 고딕">
+          <w:rFonts w:ascii="맑은 고딕" w:hAnsi="맑은 고딕" w:eastAsia="맑은 고딕"/>
+          <w:b/>
+          <w:color w:val="1F2937"/>
+          <w:sz w:val="21"/>
+        </w:rPr>
+        <w:t xml:space="preserve">각종 수상경력: </w:t>
+      </w:r>
+      <w:r>
+        <w:rPr w:rFonts="맑은 고딕">
+          <w:rFonts w:ascii="맑은 고딕" w:hAnsi="맑은 고딕" w:eastAsia="맑은 고딕"/>
+          <w:b w:val="0"/>
+          <w:sz w:val="21"/>
+        </w:rPr>
+        <w:t>그래미 명예의 전당(Grammy Hall of Fame) 헌액, 롤링 스톤 선정 '역대 가장 위대한 앨범 500선' 최상위권 등재 및 타이틀곡 'Imagine'의 세기의 노래(Songs of the Century) 선정 등 대중음악사에서 가장 숭고한 찬가로 공인받고 있습니다.</w:t>
+      </w:r>
+    </w:p>
+    <w:p>
+      <w:pPr>
+        <w:spacing w:line="324" w:lineRule="auto" w:before="200" w:after="80"/>
+      </w:pPr>
+      <w:r>
+        <w:rPr w:rFonts="맑은 고딕">
+          <w:rFonts w:ascii="맑은 고딕" w:hAnsi="맑은 고딕" w:eastAsia="맑은 고딕"/>
+          <w:b/>
+          <w:color w:val="1E3A8A"/>
+          <w:sz w:val="24"/>
+        </w:rPr>
+        <w:t>2. 아티스트 정보</w:t>
+      </w:r>
+    </w:p>
+    <w:p>
+      <w:pPr>
+        <w:spacing w:line="324" w:lineRule="auto" w:after="80"/>
+      </w:pPr>
+      <w:r>
+        <w:rPr w:rFonts="맑은 고딕">
+          <w:rFonts w:ascii="맑은 고딕" w:hAnsi="맑은 고딕" w:eastAsia="맑은 고딕"/>
+          <w:b w:val="0"/>
+          <w:color w:val="6B7280"/>
+          <w:sz w:val="21"/>
+        </w:rPr>
+        <w:t xml:space="preserve">· </w:t>
+      </w:r>
+      <w:r>
+        <w:rPr w:rFonts="맑은 고딕">
+          <w:rFonts w:ascii="맑은 고딕" w:hAnsi="맑은 고딕" w:eastAsia="맑은 고딕"/>
+          <w:b/>
+          <w:color w:val="1F2937"/>
+          <w:sz w:val="21"/>
+        </w:rPr>
+        <w:t xml:space="preserve">국적: </w:t>
+      </w:r>
+      <w:r>
+        <w:rPr w:rFonts="맑은 고딕">
+          <w:rFonts w:ascii="맑은 고딕" w:hAnsi="맑은 고딕" w:eastAsia="맑은 고딕"/>
+          <w:b w:val="0"/>
+          <w:sz w:val="21"/>
+        </w:rPr>
+        <w:t>영국 (United Kingdom)</w:t>
+      </w:r>
+    </w:p>
+    <w:p>
+      <w:pPr>
+        <w:spacing w:line="324" w:lineRule="auto" w:after="80"/>
+      </w:pPr>
+      <w:r>
+        <w:rPr w:rFonts="맑은 고딕">
+          <w:rFonts w:ascii="맑은 고딕" w:hAnsi="맑은 고딕" w:eastAsia="맑은 고딕"/>
+          <w:b w:val="0"/>
+          <w:color w:val="6B7280"/>
+          <w:sz w:val="21"/>
+        </w:rPr>
+        <w:t xml:space="preserve">· </w:t>
+      </w:r>
+      <w:r>
+        <w:rPr w:rFonts="맑은 고딕">
+          <w:rFonts w:ascii="맑은 고딕" w:hAnsi="맑은 고딕" w:eastAsia="맑은 고딕"/>
+          <w:b/>
+          <w:color w:val="1F2937"/>
+          <w:sz w:val="21"/>
+        </w:rPr>
+        <w:t xml:space="preserve">생몰년도: </w:t>
+      </w:r>
+      <w:r>
+        <w:rPr w:rFonts="맑은 고딕">
+          <w:rFonts w:ascii="맑은 고딕" w:hAnsi="맑은 고딕" w:eastAsia="맑은 고딕"/>
+          <w:b w:val="0"/>
+          <w:sz w:val="21"/>
+        </w:rPr>
+        <w:t>1940년 10월 9일 ~ 1980년 12월 8일</w:t>
+      </w:r>
+    </w:p>
+    <w:p>
+      <w:pPr>
+        <w:spacing w:line="324" w:lineRule="auto" w:after="80"/>
+      </w:pPr>
+      <w:r>
+        <w:rPr w:rFonts="맑은 고딕">
+          <w:rFonts w:ascii="맑은 고딕" w:hAnsi="맑은 고딕" w:eastAsia="맑은 고딕"/>
+          <w:b w:val="0"/>
+          <w:color w:val="6B7280"/>
+          <w:sz w:val="21"/>
+        </w:rPr>
+        <w:t xml:space="preserve">· </w:t>
+      </w:r>
+      <w:r>
+        <w:rPr w:rFonts="맑은 고딕">
+          <w:rFonts w:ascii="맑은 고딕" w:hAnsi="맑은 고딕" w:eastAsia="맑은 고딕"/>
+          <w:b/>
+          <w:color w:val="1F2937"/>
+          <w:sz w:val="21"/>
+        </w:rPr>
+        <w:t xml:space="preserve">그룹 소속: </w:t>
+      </w:r>
+      <w:r>
+        <w:rPr w:rFonts="맑은 고딕">
+          <w:rFonts w:ascii="맑은 고딕" w:hAnsi="맑은 고딕" w:eastAsia="맑은 고딕"/>
+          <w:b w:val="0"/>
+          <w:sz w:val="21"/>
+        </w:rPr>
+        <w:t>솔로 (비틀즈 / The Beatles)</w:t>
+      </w:r>
+    </w:p>
+    <w:p>
+      <w:pPr>
+        <w:spacing w:line="324" w:lineRule="auto" w:after="80"/>
+      </w:pPr>
+      <w:r>
+        <w:rPr w:rFonts="맑은 고딕">
+          <w:rFonts w:ascii="맑은 고딕" w:hAnsi="맑은 고딕" w:eastAsia="맑은 고딕"/>
+          <w:b w:val="0"/>
+          <w:color w:val="6B7280"/>
+          <w:sz w:val="21"/>
+        </w:rPr>
+        <w:t xml:space="preserve">· </w:t>
+      </w:r>
+      <w:r>
+        <w:rPr w:rFonts="맑은 고딕">
+          <w:rFonts w:ascii="맑은 고딕" w:hAnsi="맑은 고딕" w:eastAsia="맑은 고딕"/>
+          <w:b/>
+          <w:color w:val="1F2937"/>
+          <w:sz w:val="21"/>
+        </w:rPr>
+        <w:t xml:space="preserve">아티스트 소개: </w:t>
+      </w:r>
+      <w:r>
+        <w:rPr w:rFonts="맑은 고딕">
+          <w:rFonts w:ascii="맑은 고딕" w:hAnsi="맑은 고딕" w:eastAsia="맑은 고딕"/>
+          <w:b w:val="0"/>
+          <w:sz w:val="21"/>
+        </w:rPr>
+        <w:t>20세기 대중음악의 지형을 바꾼 비틀즈의 핵심적 기둥이자, 음악을 사회 변혁과 인간 구원의 언어로 승화시킨 위대한 예술가입니다. 위선 없는 자아 성찰과 평화주의적 이상을 담아낸 그의 예술혼은 반세기가 흐른 오늘날에도 인류의 양심을 깨우는 영원한 울림으로 남아 있습니다.</w:t>
+      </w:r>
+    </w:p>
+    <w:p>
+      <w:pPr>
+        <w:spacing w:line="324" w:lineRule="auto" w:before="200" w:after="80"/>
+      </w:pPr>
+      <w:r>
+        <w:rPr w:rFonts="맑은 고딕">
+          <w:rFonts w:ascii="맑은 고딕" w:hAnsi="맑은 고딕" w:eastAsia="맑은 고딕"/>
+          <w:b/>
+          <w:color w:val="1E3A8A"/>
+          <w:sz w:val="24"/>
+        </w:rPr>
+        <w:t>3. 음반 상세 분석</w:t>
+      </w:r>
+    </w:p>
+    <w:p>
+      <w:pPr>
+        <w:spacing w:line="324" w:lineRule="auto" w:after="80"/>
+      </w:pPr>
+      <w:r>
+        <w:rPr w:rFonts="맑은 고딕">
+          <w:rFonts w:ascii="맑은 고딕" w:hAnsi="맑은 고딕" w:eastAsia="맑은 고딕"/>
+          <w:b w:val="0"/>
+          <w:color w:val="6B7280"/>
+          <w:sz w:val="21"/>
+        </w:rPr>
+        <w:t xml:space="preserve">· </w:t>
+      </w:r>
+      <w:r>
+        <w:rPr w:rFonts="맑은 고딕">
+          <w:rFonts w:ascii="맑은 고딕" w:hAnsi="맑은 고딕" w:eastAsia="맑은 고딕"/>
+          <w:b/>
+          <w:color w:val="1F2937"/>
+          <w:sz w:val="21"/>
+        </w:rPr>
+        <w:t xml:space="preserve">역사적 위치: </w:t>
+      </w:r>
+      <w:r>
+        <w:rPr w:rFonts="맑은 고딕">
+          <w:rFonts w:ascii="맑은 고딕" w:hAnsi="맑은 고딕" w:eastAsia="맑은 고딕"/>
+          <w:b w:val="0"/>
+          <w:sz w:val="21"/>
+        </w:rPr>
+        <w:t>록과 팝 음악이 개인의 내면을 넘어 사회적 철학과 인류애를 담아낼 수 있음을 보여준 이정표적 음반입니다. 존 레논 특유의 날카로운 통찰과 지극히 부드러운 서정성이 필 스펙터의 풍성한 사운드월과 조화를 이루어, 대중음악이 도달할 수 있는 가장 우아하고 고결한 완성도를 획득했습니다.</w:t>
+      </w:r>
+    </w:p>
+    <w:p>
+      <w:pPr>
+        <w:spacing w:line="324" w:lineRule="auto" w:after="80"/>
+      </w:pPr>
+      <w:r>
+        <w:rPr w:rFonts="맑은 고딕">
+          <w:rFonts w:ascii="맑은 고딕" w:hAnsi="맑은 고딕" w:eastAsia="맑은 고딕"/>
+          <w:b w:val="0"/>
+          <w:color w:val="6B7280"/>
+          <w:sz w:val="21"/>
+        </w:rPr>
+        <w:t xml:space="preserve">· </w:t>
+      </w:r>
+      <w:r>
+        <w:rPr w:rFonts="맑은 고딕">
+          <w:rFonts w:ascii="맑은 고딕" w:hAnsi="맑은 고딕" w:eastAsia="맑은 고딕"/>
+          <w:b/>
+          <w:color w:val="1F2937"/>
+          <w:sz w:val="21"/>
+        </w:rPr>
+        <w:t xml:space="preserve">시대의 흔적(스토리텔링): </w:t>
+      </w:r>
+      <w:r>
+        <w:rPr w:rFonts="맑은 고딕">
+          <w:rFonts w:ascii="맑은 고딕" w:hAnsi="맑은 고딕" w:eastAsia="맑은 고딕"/>
+          <w:b w:val="0"/>
+          <w:sz w:val="21"/>
+        </w:rPr>
+        <w:t>베트남 전쟁의 상흔과 냉전의 불안, 그리고 1960년대 히피 무브먼트의 좌절 속에서 방황하던 청춘들에게 이 앨범은 가없는 안식처이자 새로운 희망의 나침반이었습니다. 하얀 방 안에서 하얀 그랜드 피아노를 마주하고 무경계의 유토피아를 그리던 그의 모습은 환멸의 시대를 살아가던 당대 젊은이들의 가슴에 꺼지지 않는 낭만과 평화의 불씨를 지폈습니다.</w:t>
+      </w:r>
+    </w:p>
+    <w:p>
+      <w:pPr>
+        <w:spacing w:line="324" w:lineRule="auto" w:before="200" w:after="80"/>
+      </w:pPr>
+      <w:r>
+        <w:rPr w:rFonts="맑은 고딕">
+          <w:rFonts w:ascii="맑은 고딕" w:hAnsi="맑은 고딕" w:eastAsia="맑은 고딕"/>
+          <w:b/>
+          <w:color w:val="1E3A8A"/>
+          <w:sz w:val="24"/>
+        </w:rPr>
+        <w:t>4. 주요 수록곡 및 감상 제언</w:t>
+      </w:r>
+    </w:p>
+    <w:p>
+      <w:pPr>
+        <w:spacing w:line="324" w:lineRule="auto" w:after="80"/>
+      </w:pPr>
+      <w:r>
+        <w:rPr w:rFonts="맑은 고딕">
+          <w:rFonts w:ascii="맑은 고딕" w:hAnsi="맑은 고딕" w:eastAsia="맑은 고딕"/>
+          <w:b w:val="0"/>
+          <w:color w:val="6B7280"/>
+          <w:sz w:val="21"/>
+        </w:rPr>
+        <w:t xml:space="preserve">· </w:t>
+      </w:r>
+      <w:r>
+        <w:rPr w:rFonts="맑은 고딕">
+          <w:rFonts w:ascii="맑은 고딕" w:hAnsi="맑은 고딕" w:eastAsia="맑은 고딕"/>
+          <w:b/>
+          <w:color w:val="1F2937"/>
+          <w:sz w:val="21"/>
+        </w:rPr>
+        <w:t xml:space="preserve">주요 수록곡 특징: </w:t>
+      </w:r>
+      <w:r>
+        <w:rPr w:rFonts="맑은 고딕">
+          <w:rFonts w:ascii="맑은 고딕" w:hAnsi="맑은 고딕" w:eastAsia="맑은 고딕"/>
+          <w:b w:val="0"/>
+          <w:sz w:val="21"/>
+        </w:rPr>
+        <w:t>피아노와 스트링이 조화를 이루며 인류의 영원한 평화를 염원하는 찬가 'Imagine', 날 선 록 사운드 속에 비틀즈 해체 이후의 복잡한 감정을 응축한 'How Do You Sleep?', 애절한 멜로디와 현악의 유려함 속에 미안함과 고독을 고백하는 명발라드 'Jealous Guy' 등 인간의 다층적인 감정이 지극히 솔직하게 펼쳐집니다.</w:t>
+      </w:r>
+    </w:p>
+    <w:p>
+      <w:pPr>
+        <w:spacing w:line="324" w:lineRule="auto" w:after="80"/>
+      </w:pPr>
+      <w:r>
+        <w:rPr w:rFonts="맑은 고딕">
+          <w:rFonts w:ascii="맑은 고딕" w:hAnsi="맑은 고딕" w:eastAsia="맑은 고딕"/>
+          <w:b w:val="0"/>
+          <w:color w:val="6B7280"/>
+          <w:sz w:val="21"/>
+        </w:rPr>
+        <w:t xml:space="preserve">· </w:t>
+      </w:r>
+      <w:r>
+        <w:rPr w:rFonts="맑은 고딕">
+          <w:rFonts w:ascii="맑은 고딕" w:hAnsi="맑은 고딕" w:eastAsia="맑은 고딕"/>
+          <w:b/>
+          <w:color w:val="1F2937"/>
+          <w:sz w:val="21"/>
+        </w:rPr>
+        <w:t xml:space="preserve">빈티지 감상 제언: </w:t>
+      </w:r>
+      <w:r>
+        <w:rPr w:rFonts="맑은 고딕">
+          <w:rFonts w:ascii="맑은 고딕" w:hAnsi="맑은 고딕" w:eastAsia="맑은 고딕"/>
+          <w:b w:val="0"/>
+          <w:sz w:val="21"/>
+        </w:rPr>
+        <w:t>턴테이블의 바늘이 소리골을 스치는 순간, 디지털 음원에서는 느낄 수 없는 존 레논의 친밀한 숨소리와 피아노 건반의 묵직한 타건감이 공간을 따스하게 채웁니다. 진공관 앰프 특유의 포근한 배음과 아날로그 바이닐의 미세한 표면 잡음이 어우러질 때, 마치 1971년 티티허스트 파크 스튜디오의 공기 속에 직접 머무는 듯한 생생한 전율을 선사합니다.</w:t>
+      </w:r>
+    </w:p>
+    <w:p>
+      <w:pPr>
+        <w:spacing w:line="324" w:lineRule="auto" w:after="80"/>
+      </w:pPr>
+      <w:r>
+        <w:rPr w:rFonts="맑은 고딕">
+          <w:rFonts w:ascii="맑은 고딕" w:hAnsi="맑은 고딕" w:eastAsia="맑은 고딕"/>
+          <w:b w:val="0"/>
+          <w:color w:val="6B7280"/>
+          <w:sz w:val="21"/>
+        </w:rPr>
+        <w:t xml:space="preserve">· </w:t>
+      </w:r>
+      <w:r>
+        <w:rPr w:rFonts="맑은 고딕">
+          <w:rFonts w:ascii="맑은 고딕" w:hAnsi="맑은 고딕" w:eastAsia="맑은 고딕"/>
+          <w:b/>
+          <w:color w:val="1F2937"/>
+          <w:sz w:val="21"/>
+        </w:rPr>
+        <w:t xml:space="preserve">소장 가치: </w:t>
+      </w:r>
+      <w:r>
+        <w:rPr w:rFonts="맑은 고딕">
+          <w:rFonts w:ascii="맑은 고딕" w:hAnsi="맑은 고딕" w:eastAsia="맑은 고딕"/>
+          <w:b w:val="0"/>
+          <w:sz w:val="21"/>
+        </w:rPr>
+        <w:t>한 시대를 풍미한 대중음악의 전설이 자신의 영혼을 오롯이 쏟아부어 완성한 역사적 문화유산입니다. 70년대 아날로그 마스터링의 미학적 정취와 시대를 관통하는 숭고한 메시지가 박제된 본 음반은 LP 애호가라면 반드시 서재에 갖추어야 할 불멸의 컬렉션입니다.</w:t>
+      </w:r>
+    </w:p>
+    <w:p>
+      <w:pPr>
+        <w:spacing w:line="324" w:lineRule="auto" w:after="120" w:before="160"/>
+      </w:pPr>
+      <w:r>
+        <w:rPr w:rFonts="맑은 고딕">
+          <w:rFonts w:ascii="맑은 고딕" w:hAnsi="맑은 고딕" w:eastAsia="맑은 고딕"/>
+          <w:b/>
+          <w:color w:val="4338CA"/>
+          <w:sz w:val="21"/>
+        </w:rPr>
+        <w:t>이 음반을 통해 아날로그 바늘 끝에서 피어나는 순백의 이상과 존 레논의 진실한 목소리가 전해주는 감동을 다시 한번 경험해 보시는 것은 어떨까요?</w:t>
       </w:r>
     </w:p>
     <w:sectPr>
       <w:pgSz w:w="12240" w:h="15840"/>
-      <w:pgMar w:top="1440" w:right="1440" w:bottom="1440" w:left="1440" w:header="720" w:footer="720" w:gutter="0"/>
+      <w:pgMar w:top="1152" w:right="1296" w:bottom="1152" w:left="1296" w:header="720" w:footer="720" w:gutter="0"/>
       <w:cols w:space="720"/>
       <w:docGrid w:linePitch="360"/>
     </w:sectPr>

--- a/word_reports/LP_0189_위치_722_John Lennon_Imagine.docx
+++ b/word_reports/LP_0189_위치_722_John Lennon_Imagine.docx
@@ -32,7 +32,7 @@
     </w:p>
     <w:p>
       <w:pPr>
-        <w:spacing w:line="324" w:lineRule="auto" w:before="80" w:after="160"/>
+        <w:spacing w:line="324" w:lineRule="auto" w:before="80" w:after="120"/>
       </w:pPr>
       <w:r>
         <w:rPr w:rFonts="맑은 고딕">
@@ -42,13 +42,6 @@
           <w:sz w:val="22"/>
         </w:rPr>
         <w:t xml:space="preserve">[음반 소개] </w:t>
-      </w:r>
-      <w:r>
-        <w:rPr w:rFonts="맑은 고딕">
-          <w:rFonts w:ascii="맑은 고딕" w:hAnsi="맑은 고딕" w:eastAsia="맑은 고딕"/>
-          <w:b w:val="0"/>
-          <w:sz w:val="21"/>
-        </w:rPr>
       </w:r>
     </w:p>
     <w:p>
@@ -61,7 +54,46 @@
           <w:b w:val="0"/>
           <w:sz w:val="21"/>
         </w:rPr>
-        <w:t>비틀즈라는 거대한 전설의 그늘을 벗어나 온전히 한 인간으로서 세상과 마주한 존 레논의 영혼이 빚어낸 순백의 서사시입니다. 분열과 반목으로 얼룩졌던 1970년대 초반, 그는 간결한 피아노 선율과 호소력 짙은 음성으로 국경과 이념을 초월한 유토피아적 평화를 노래했습니다. 비극과 상처로 점철된 인류사 속에서도 영원히 꺼지지 않을 박애의 등불이자, 시대를 뛰어넘어 음악이 지닌 숭고한 치유의 힘을 증명하는 불멸의 걸작입니다.</w:t>
+        <w:t>1970년 비틀즈(The Beatles)의 공식적인 해체는 20세기 청년 문화의 거대한 신화가 종언을 고했음을 의미했습니다. 네 갈래로 흩어진 거장들 중에서도 존 레논은 전작 《John Lennon/Plastic Ono Band》를 통해 내면의 원초적 상처와 분노를 처절할 정도로 여과 없이 토해내며 세상을 놀라게 했습니다. 그러나 1971년 가을, 그는 분노의 날카로운 파편 대신 순백의 피아노 건반 위로 피어난 한 편의 고결한 기도문을 품고 돌아왔습니다. 바로 대중음악 역사상 가장 숭고한 평화의 서사시로 불리는 걸작 《Imagine》의 탄생이었습니다.</w:t>
+      </w:r>
+    </w:p>
+    <w:p>
+      <w:pPr>
+        <w:spacing w:line="324" w:lineRule="auto" w:after="120"/>
+      </w:pPr>
+      <w:r>
+        <w:rPr w:rFonts="맑은 고딕">
+          <w:rFonts w:ascii="맑은 고딕" w:hAnsi="맑은 고딕" w:eastAsia="맑은 고딕"/>
+          <w:b w:val="0"/>
+          <w:sz w:val="21"/>
+        </w:rPr>
+        <w:t>이 음반은 존 레논의 사저였던 영국의 티튼허스트 파크(Tittenhurst Park) 스튜디오에서 요코 오노와 전설적인 프로듀서 필 스펙터(Phil Spector)의 손을 거쳐 조율되었습니다. 존 레논은 전작의 날 선 비타협적 태도에서 한 걸음 나아가, '대중이 수용할 수 있는 꿀을 바른 진실'이라는 예술적 전략을 취했습니다. 조지 해리슨의 섬세한 슬라이드 기타와 우아하게 직조된 스트링 편곡은 존의 투명하고도 단단한 철학을 온화하게 감싸 안았으며, 이로써 베트남 전쟁과 냉전의 암울한 그림자가 짙게 드리워졌던 당대 세계를 향해 국경과 종교, 소유를 초월한 유토피아적 연대의 메시지를 울려 퍼뜨렸습니다.</w:t>
+      </w:r>
+    </w:p>
+    <w:p>
+      <w:pPr>
+        <w:spacing w:line="324" w:lineRule="auto" w:after="120"/>
+      </w:pPr>
+      <w:r>
+        <w:rPr w:rFonts="맑은 고딕">
+          <w:rFonts w:ascii="맑은 고딕" w:hAnsi="맑은 고딕" w:eastAsia="맑은 고딕"/>
+          <w:b w:val="0"/>
+          <w:sz w:val="21"/>
+        </w:rPr>
+        <w:t>《Imagine》이 반세기가 지난 오늘날까지 불멸의 광채를 발하는 까닭은 거대한 사회적 이상론과 가장 내밀한 개인의 고백이 절묘한 균형을 이루고 있기 때문입니다. 인류의 영적 평화를 갈구하는 성스러운 표제곡에서 출발한 앨범은, 연약한 인간으로서의 결핍과 질투를 자인하는 지극한 서정성("Jealous Guy"), 맑고 순수한 사랑의 찬가("Oh My Love")를 지나 날카로운 정치적 일갈과 시대적 분노까지 폭넓게 아우릅니다. 존 레논은 완전무결한 예언자가 아니라, 흔들리고 고뇌하는 한 인간의 진솔한 영혼을 가감 없이 음구(Groove)에 아로새겼습니다.</w:t>
+      </w:r>
+    </w:p>
+    <w:p>
+      <w:pPr>
+        <w:spacing w:line="324" w:lineRule="auto" w:after="120"/>
+      </w:pPr>
+      <w:r>
+        <w:rPr w:rFonts="맑은 고딕">
+          <w:rFonts w:ascii="맑은 고딕" w:hAnsi="맑은 고딕" w:eastAsia="맑은 고딕"/>
+          <w:b w:val="0"/>
+          <w:sz w:val="21"/>
+        </w:rPr>
+        <w:t>세월이 흘러 턴테이블의 플래터가 회전하고 스타일러스가 소리골에 닿는 순간, 존 레논의 숨결은 여전히 생생한 온기로 되살아납니다. 그의 목소리는 단순한 음악적 선율을 넘어, 상처 입은 현대인들의 영혼을 어루만지고 더 나은 내일을 꿈꾸게 만드는 불멸의 등대로 남아 있습니다.</w:t>
       </w:r>
     </w:p>
     <w:p>
@@ -168,7 +200,7 @@
           <w:b w:val="0"/>
           <w:sz w:val="21"/>
         </w:rPr>
-        <w:t>1971년 9월 애플 레코드(Apple Records)를 통해 발매된 존 레논의 통산 두 번째 솔로 정규 앨범입니다. 전작의 원초적이고 처절한 고백을 넘어, 프로듀서 필 스펙터(Phil Spector)와 함께 유려한 오케스트레이션과 대중적 멜로디 감각을 결합하여 그의 솔로 커리어 정점을 확립한 기념비적 역작입니다.</w:t>
+        <w:t>1971년 9월 9일 애플 레코드(Apple Records)를 통해 미국에서 선발매된 존 레논의 두 번째 정규 솔로 스튜디오 음반으로, 록 음악을 인류 보편의 평화 사상으로 승화시킨 20세기 대중음악사의 독보적 기념비입니다.</w:t>
       </w:r>
     </w:p>
     <w:p>
@@ -199,7 +231,7 @@
           <w:b w:val="0"/>
           <w:sz w:val="21"/>
         </w:rPr>
-        <w:t>발매와 동시에 미국 빌보드 200 차트와 영국 오피셜 앨범 차트 정상을 석권하였으며, 전 세계적으로 수백만 장 이상의 경이적인 판매고를 기록하며 상업성과 음악성을 완벽하게 증명하였습니다.</w:t>
+        <w:t>발매 직후 미국 빌보드 200 차트 1위와 영국 오피셜 앨범 차트 1위를 동시 석권하였으며, 전 세계적으로 수백만 장 이상의 경이적인 판매고를 기록하며 상업성과 예술성의 정점을 증명했습니다.</w:t>
       </w:r>
     </w:p>
     <w:p>
@@ -230,7 +262,7 @@
           <w:b w:val="0"/>
           <w:sz w:val="21"/>
         </w:rPr>
-        <w:t>그래미 명예의 전당(Grammy Hall of Fame) 헌액, 롤링 스톤 선정 '역대 가장 위대한 앨범 500선' 최상위권 등재 및 타이틀곡 'Imagine'의 세기의 노래(Songs of the Century) 선정 등 대중음악사에서 가장 숭고한 찬가로 공인받고 있습니다.</w:t>
+        <w:t>그래미 명예의 전당(Grammy Hall of Fame) 헌액, 롤링 스톤(Rolling Stone) 지 선정 '역사상 가장 위대한 500대 앨범' 최상위권 등재, 영국 BMI 음악상 수상 등 전 세계 유수의 음악 평단과 협회로부터 무수한 찬사를 받았습니다.</w:t>
       </w:r>
     </w:p>
     <w:p>
@@ -337,7 +369,7 @@
           <w:b w:val="0"/>
           <w:sz w:val="21"/>
         </w:rPr>
-        <w:t>솔로 (비틀즈 / The Beatles)</w:t>
+        <w:t>솔로 (전 The Beatles 멤버)</w:t>
       </w:r>
     </w:p>
     <w:p>
@@ -368,7 +400,7 @@
           <w:b w:val="0"/>
           <w:sz w:val="21"/>
         </w:rPr>
-        <w:t>20세기 대중음악의 지형을 바꾼 비틀즈의 핵심적 기둥이자, 음악을 사회 변혁과 인간 구원의 언어로 승화시킨 위대한 예술가입니다. 위선 없는 자아 성찰과 평화주의적 이상을 담아낸 그의 예술혼은 반세기가 흐른 오늘날에도 인류의 양심을 깨우는 영원한 울림으로 남아 있습니다.</w:t>
+        <w:t>20세기 문화 지형도를 바꾼 비틀즈의 핵심 리더이자 싱어송라이터로, 팝 음악을 단순한 오락에서 심오한 철학적 예술이자 사회 변혁의 메시지로 끌어올린 혁명적 예술가입니다. 솔로 전향 후에도 음악과 평화 운동을 결합하여 전 세계 청년과 예술가들에게 꺼지지 않는 영감의 불꽃을 선사했습니다.</w:t>
       </w:r>
     </w:p>
     <w:p>
@@ -413,7 +445,7 @@
           <w:b w:val="0"/>
           <w:sz w:val="21"/>
         </w:rPr>
-        <w:t>록과 팝 음악이 개인의 내면을 넘어 사회적 철학과 인류애를 담아낼 수 있음을 보여준 이정표적 음반입니다. 존 레논 특유의 날카로운 통찰과 지극히 부드러운 서정성이 필 스펙터의 풍성한 사운드월과 조화를 이루어, 대중음악이 도달할 수 있는 가장 우아하고 고결한 완성도를 획득했습니다.</w:t>
+        <w:t>비틀즈의 해체라는 거대한 문화적 충격 속에서 존 레논이 완벽한 독자적 거장으로 우뚝 섰음을 선언한 앨범입니다. 팝의 대중적인 멜로디 미학과 전위적인 사상적 깊이가 완벽한 화해를 이룬 명반으로, 대중음악이 인류의 집단 무의식과 평화주의적 신념을 형성하는 데 지대한 영향을 미친 역사적 분수령으로 평가받습니다.</w:t>
       </w:r>
     </w:p>
     <w:p>
@@ -444,7 +476,7 @@
           <w:b w:val="0"/>
           <w:sz w:val="21"/>
         </w:rPr>
-        <w:t>베트남 전쟁의 상흔과 냉전의 불안, 그리고 1960년대 히피 무브먼트의 좌절 속에서 방황하던 청춘들에게 이 앨범은 가없는 안식처이자 새로운 희망의 나침반이었습니다. 하얀 방 안에서 하얀 그랜드 피아노를 마주하고 무경계의 유토피아를 그리던 그의 모습은 환멸의 시대를 살아가던 당대 젊은이들의 가슴에 꺼지지 않는 낭만과 평화의 불씨를 지폈습니다.</w:t>
+        <w:t>베트남 전쟁의 장기화, 켄트 주립대 발포 사건 등 1960년대 후반의 유토피아적 히피 이상주의가 산산조각 나고 환멸과 냉소가 팽배했던 1970년대 초반의 공기를 고스란히 담고 있습니다. 상처 입고 표류하던 당대 청년 세대에게 이 앨범은 냉혹한 현실을 직시하는 용기이자, 다시금 순수한 인간애를 회복하도록 이끄는 따뜻한 영혼의 피난처가 되어 주었습니다.</w:t>
       </w:r>
     </w:p>
     <w:p>
@@ -489,7 +521,99 @@
           <w:b w:val="0"/>
           <w:sz w:val="21"/>
         </w:rPr>
-        <w:t>피아노와 스트링이 조화를 이루며 인류의 영원한 평화를 염원하는 찬가 'Imagine', 날 선 록 사운드 속에 비틀즈 해체 이후의 복잡한 감정을 응축한 'How Do You Sleep?', 애절한 멜로디와 현악의 유려함 속에 미안함과 고독을 고백하는 명발라드 'Jealous Guy' 등 인간의 다층적인 감정이 지극히 솔직하게 펼쳐집니다.</w:t>
+      </w:r>
+    </w:p>
+    <w:p>
+      <w:pPr>
+        <w:spacing w:line="324" w:lineRule="auto" w:after="80"/>
+      </w:pPr>
+      <w:r>
+        <w:rPr w:rFonts="맑은 고딕">
+          <w:rFonts w:ascii="맑은 고딕" w:hAnsi="맑은 고딕" w:eastAsia="맑은 고딕"/>
+          <w:b w:val="0"/>
+          <w:color w:val="6B7280"/>
+          <w:sz w:val="21"/>
+        </w:rPr>
+        <w:t xml:space="preserve">· </w:t>
+      </w:r>
+      <w:r>
+        <w:rPr w:rFonts="맑은 고딕">
+          <w:rFonts w:ascii="맑은 고딕" w:hAnsi="맑은 고딕" w:eastAsia="맑은 고딕"/>
+          <w:b/>
+          <w:color w:val="1F2937"/>
+          <w:sz w:val="21"/>
+        </w:rPr>
+        <w:t xml:space="preserve">"Imagine": </w:t>
+      </w:r>
+      <w:r>
+        <w:rPr w:rFonts="맑은 고딕">
+          <w:rFonts w:ascii="맑은 고딕" w:hAnsi="맑은 고딕" w:eastAsia="맑은 고딕"/>
+          <w:b w:val="0"/>
+          <w:sz w:val="21"/>
+        </w:rPr>
+        <w:t>간결하고 청아한 피아노 타건과 담담한 보컬, 온화한 현악 오케스트레이션이 어우러져 반전과 평화의 이상향을 노래하는 대중음악 역사상 가장 성스러운 송가입니다.</w:t>
+      </w:r>
+    </w:p>
+    <w:p>
+      <w:pPr>
+        <w:spacing w:line="324" w:lineRule="auto" w:after="80"/>
+      </w:pPr>
+      <w:r>
+        <w:rPr w:rFonts="맑은 고딕">
+          <w:rFonts w:ascii="맑은 고딕" w:hAnsi="맑은 고딕" w:eastAsia="맑은 고딕"/>
+          <w:b w:val="0"/>
+          <w:color w:val="6B7280"/>
+          <w:sz w:val="21"/>
+        </w:rPr>
+        <w:t xml:space="preserve">· </w:t>
+      </w:r>
+      <w:r>
+        <w:rPr w:rFonts="맑은 고딕">
+          <w:rFonts w:ascii="맑은 고딕" w:hAnsi="맑은 고딕" w:eastAsia="맑은 고딕"/>
+          <w:b/>
+          <w:color w:val="1F2937"/>
+          <w:sz w:val="21"/>
+        </w:rPr>
+        <w:t xml:space="preserve">"Jealous Guy": </w:t>
+      </w:r>
+      <w:r>
+        <w:rPr w:rFonts="맑은 고딕">
+          <w:rFonts w:ascii="맑은 고딕" w:hAnsi="맑은 고딕" w:eastAsia="맑은 고딕"/>
+          <w:b w:val="0"/>
+          <w:sz w:val="21"/>
+        </w:rPr>
+        <w:t>존 레논 특유의 감미로운 휘파람 소리와 절절한 고백적 가사, 낭만적인 피아노 멜로디가 인간 내면의 솔직한 취약성을 어루만지는 불후의 발라드입니다.</w:t>
+      </w:r>
+    </w:p>
+    <w:p>
+      <w:pPr>
+        <w:spacing w:line="324" w:lineRule="auto" w:after="80"/>
+      </w:pPr>
+      <w:r>
+        <w:rPr w:rFonts="맑은 고딕">
+          <w:rFonts w:ascii="맑은 고딕" w:hAnsi="맑은 고딕" w:eastAsia="맑은 고딕"/>
+          <w:b w:val="0"/>
+          <w:color w:val="6B7280"/>
+          <w:sz w:val="21"/>
+        </w:rPr>
+        <w:t xml:space="preserve">· </w:t>
+      </w:r>
+      <w:r>
+        <w:rPr w:rFonts="맑은 고딕">
+          <w:rFonts w:ascii="맑은 고딕" w:hAnsi="맑은 고딕" w:eastAsia="맑은 고딕"/>
+          <w:b/>
+          <w:color w:val="1F2937"/>
+          <w:sz w:val="21"/>
+        </w:rPr>
+        <w:t xml:space="preserve">"Oh My Love": </w:t>
+      </w:r>
+      <w:r>
+        <w:rPr w:rFonts="맑은 고딕">
+          <w:rFonts w:ascii="맑은 고딕" w:hAnsi="맑은 고딕" w:eastAsia="맑은 고딕"/>
+          <w:b w:val="0"/>
+          <w:sz w:val="21"/>
+        </w:rPr>
+        <w:t>요코 오노와의 합작으로 탄생한 곡으로, 조지 해리슨의 유려한 클래시컬 기타 터치와 존의 티 없이 맑은 미성이 한 폭의 수채화처럼 펼쳐지는 서정의 극치입니다.</w:t>
       </w:r>
     </w:p>
     <w:p>
@@ -520,7 +644,7 @@
           <w:b w:val="0"/>
           <w:sz w:val="21"/>
         </w:rPr>
-        <w:t>턴테이블의 바늘이 소리골을 스치는 순간, 디지털 음원에서는 느낄 수 없는 존 레논의 친밀한 숨소리와 피아노 건반의 묵직한 타건감이 공간을 따스하게 채웁니다. 진공관 앰프 특유의 포근한 배음과 아날로그 바이닐의 미세한 표면 잡음이 어우러질 때, 마치 1971년 티티허스트 파크 스튜디오의 공기 속에 직접 머무는 듯한 생생한 전율을 선사합니다.</w:t>
+        <w:t>필 스펙터 특유의 공간감 넘치는 '월 오브 사운드(Wall of Sound)' 프로덕션과 홈 스튜디오의 자연스러운 잔향을 제대로 만끽하기 위해 진공관 앰프와 중음역이 두터운 빈티지 스피커를 매칭하기를 권합니다. 특히 피아노 해머가 현을 때리는 타건의 미세한 떨림과 존 레논의 숨소리, 아날로그 테이프 특유의 포근한 질감이 어우러질 때 디지털 음원에서는 결코 느낄 수 없는 가슴 벅찬 감동을 선사합니다.</w:t>
       </w:r>
     </w:p>
     <w:p>
@@ -551,7 +675,7 @@
           <w:b w:val="0"/>
           <w:sz w:val="21"/>
         </w:rPr>
-        <w:t>한 시대를 풍미한 대중음악의 전설이 자신의 영혼을 오롯이 쏟아부어 완성한 역사적 문화유산입니다. 70년대 아날로그 마스터링의 미학적 정취와 시대를 관통하는 숭고한 메시지가 박제된 본 음반은 LP 애호가라면 반드시 서재에 갖추어야 할 불멸의 컬렉션입니다.</w:t>
+        <w:t>앤디 워홀의 폴라로이드 사진 기법을 차용한 몽환적인 앨범 커버 아트워크와 이너 슬리브, 그리고 존 레논이 인류에게 남긴 가장 숭고한 평화의 서약이 담긴 음반입니다. 록과 팝 컬렉터는 물론, 아날로그 바이닐의 서정적 깊이를 사랑하는 모든 음악 애호가의 컬렉션 가장 중심에 자리해야 할 영원한 머스트 해브(Must-Have) 아이템입니다.</w:t>
       </w:r>
     </w:p>
     <w:p>
@@ -565,7 +689,7 @@
           <w:color w:val="4338CA"/>
           <w:sz w:val="21"/>
         </w:rPr>
-        <w:t>이 음반을 통해 아날로그 바늘 끝에서 피어나는 순백의 이상과 존 레논의 진실한 목소리가 전해주는 감동을 다시 한번 경험해 보시는 것은 어떨까요?</w:t>
+        <w:t>이 음반을 통해 반세기의 시공간을 뛰어넘어 존 레논의 순백색 피아노와 따스한 목소리가 전해주는 감동을 다시 한번 경험해 보시는 것은 어떨까요?</w:t>
       </w:r>
     </w:p>
     <w:sectPr>
